--- a/Patent/（初稿）一种基于邻居信息感知与冗余特征抑制的miRNA-疾病关联预测方法.docx
+++ b/Patent/（初稿）一种基于邻居信息感知与冗余特征抑制的miRNA-疾病关联预测方法.docx
@@ -288,21 +288,7 @@
         <w:rPr>
           <w:rFonts w:ascii="Times New Roman" w:hAnsi="Times New Roman"/>
         </w:rPr>
-        <w:t>和疾病节点的特征表示，并通过</w:t>
-      </w:r>
-      <w:proofErr w:type="gramStart"/>
-      <w:r>
-        <w:rPr>
-          <w:rFonts w:ascii="Times New Roman" w:hAnsi="Times New Roman"/>
-        </w:rPr>
-        <w:t>预测器</w:t>
-      </w:r>
-      <w:proofErr w:type="gramEnd"/>
-      <w:r>
-        <w:rPr>
-          <w:rFonts w:ascii="Times New Roman" w:hAnsi="Times New Roman"/>
-        </w:rPr>
-        <w:t>得到最终的预测概率分数。本发明在</w:t>
+        <w:t>和疾病节点的特征表示，并通过预测器得到最终的预测概率分数。本发明在</w:t>
       </w:r>
       <w:r>
         <w:rPr>
@@ -480,15 +466,7 @@
         <w:t>-</w:t>
       </w:r>
       <w:r>
-        <w:t>疾病关联信息</w:t>
-      </w:r>
-      <w:proofErr w:type="gramStart"/>
-      <w:r>
-        <w:t>构建图</w:t>
-      </w:r>
-      <w:proofErr w:type="gramEnd"/>
-      <w:r>
-        <w:t>的邻接矩阵，然后整合特征矩阵与邻接矩阵为</w:t>
+        <w:t>疾病关联信息构建图的邻接矩阵，然后整合特征矩阵与邻接矩阵为</w:t>
       </w:r>
       <w:r>
         <w:t>miRNA</w:t>
@@ -639,18 +617,10 @@
       </w:r>
       <w:bookmarkStart w:id="5" w:name="_Hlk195106654"/>
       <w:r>
-        <w:t>中，邻居信息感知模块</w:t>
-      </w:r>
-      <w:proofErr w:type="gramStart"/>
-      <w:r>
-        <w:t>由</w:t>
-      </w:r>
-      <w:r>
-        <w:t>特征</w:t>
-      </w:r>
-      <w:proofErr w:type="gramEnd"/>
-      <w:r>
-        <w:t>交互</w:t>
+        <w:t>中，邻居信息感知模块由</w:t>
+      </w:r>
+      <w:r>
+        <w:t>特征交互</w:t>
       </w:r>
       <w:r>
         <w:t>模块</w:t>
@@ -1653,26 +1623,13 @@
         <w:t>、</w:t>
       </w:r>
       <w:r>
-        <w:t>通过引入二元交叉</w:t>
-      </w:r>
-      <w:proofErr w:type="gramStart"/>
-      <w:r>
-        <w:t>熵</w:t>
-      </w:r>
-      <w:proofErr w:type="gramEnd"/>
-      <w:r>
-        <w:t>损失函数并引入</w:t>
+        <w:t>通过引入二元交叉熵损失函数并引入</w:t>
       </w:r>
       <w:r>
         <w:t>L2</w:t>
       </w:r>
-      <w:proofErr w:type="gramStart"/>
-      <w:r>
-        <w:t>正则化项来</w:t>
-      </w:r>
-      <w:proofErr w:type="gramEnd"/>
-      <w:r>
-        <w:t>训练</w:t>
+      <w:r>
+        <w:t>正则化项来训练</w:t>
       </w:r>
       <m:oMath>
         <m:r>
@@ -1799,15 +1756,7 @@
         <w:t>-</w:t>
       </w:r>
       <w:r>
-        <w:t>疾病关联信息</w:t>
-      </w:r>
-      <w:proofErr w:type="gramStart"/>
-      <w:r>
-        <w:t>构建图</w:t>
-      </w:r>
-      <w:proofErr w:type="gramEnd"/>
-      <w:r>
-        <w:t>的邻接矩阵，然后整合特征矩阵与邻接矩阵为</w:t>
+        <w:t>疾病关联信息构建图的邻接矩阵，然后整合特征矩阵与邻接矩阵为</w:t>
       </w:r>
       <w:r>
         <w:t>miRNA</w:t>
@@ -2021,11 +1970,9 @@
       <w:r>
         <w:t>，并利用医学主题词表</w:t>
       </w:r>
-      <w:proofErr w:type="spellStart"/>
       <w:r>
         <w:t>MeSH</w:t>
       </w:r>
-      <w:proofErr w:type="spellEnd"/>
       <w:r>
         <w:t>数据库来确定疾病之间的语义相似性，</w:t>
       </w:r>
@@ -2171,29 +2118,13 @@
         <w:t>；随后，引入</w:t>
       </w:r>
       <w:r>
-        <w:t>高斯</w:t>
-      </w:r>
-      <w:proofErr w:type="gramStart"/>
-      <w:r>
-        <w:t>相互作用谱核相似性</w:t>
-      </w:r>
-      <w:proofErr w:type="gramEnd"/>
-      <w:r>
-        <w:t>，分别构建</w:t>
+        <w:t>高斯相互作用谱核相似性，分别构建</w:t>
       </w:r>
       <w:r>
         <w:t>miRNA</w:t>
       </w:r>
       <w:r>
-        <w:t>和疾病的高斯</w:t>
-      </w:r>
-      <w:proofErr w:type="gramStart"/>
-      <w:r>
-        <w:t>相互作用谱核相似性</w:t>
-      </w:r>
-      <w:proofErr w:type="gramEnd"/>
-      <w:r>
-        <w:t>矩阵</w:t>
+        <w:t>和疾病的高斯相互作用谱核相似性矩阵</w:t>
       </w:r>
       <m:oMath>
         <m:r>
@@ -2688,13 +2619,8 @@
           <m:t>S</m:t>
         </m:r>
       </m:oMath>
-      <w:proofErr w:type="gramStart"/>
-      <w:r>
-        <w:t>条负边</w:t>
-      </w:r>
-      <w:proofErr w:type="gramEnd"/>
-      <w:r>
-        <w:t>，并将</w:t>
+      <w:r>
+        <w:t>条负边，并将</w:t>
       </w:r>
       <w:r>
         <w:t>miRNA</w:t>
@@ -2750,21 +2676,7 @@
         <w:rPr>
           <w:rFonts w:ascii="Times New Roman" w:hAnsi="Times New Roman"/>
         </w:rPr>
-        <w:t>最后，将异质</w:t>
-      </w:r>
-      <w:proofErr w:type="gramStart"/>
-      <w:r>
-        <w:rPr>
-          <w:rFonts w:ascii="Times New Roman" w:hAnsi="Times New Roman"/>
-        </w:rPr>
-        <w:t>图数据</w:t>
-      </w:r>
-      <w:proofErr w:type="gramEnd"/>
-      <w:r>
-        <w:rPr>
-          <w:rFonts w:ascii="Times New Roman" w:hAnsi="Times New Roman"/>
-        </w:rPr>
-        <w:t>平均分成</w:t>
+        <w:t>最后，将异质图数据平均分成</w:t>
       </w:r>
       <w:r>
         <w:rPr>
@@ -6664,27 +6576,13 @@
         <w:rPr>
           <w:rFonts w:ascii="Times New Roman" w:hAnsi="Times New Roman"/>
         </w:rPr>
-        <w:t>模块将两者传入</w:t>
-      </w:r>
-      <w:proofErr w:type="gramStart"/>
-      <w:r>
-        <w:rPr>
-          <w:rFonts w:ascii="Times New Roman" w:hAnsi="Times New Roman"/>
-        </w:rPr>
-        <w:t>至</w:t>
-      </w:r>
-      <w:r>
-        <w:rPr>
-          <w:rFonts w:ascii="Times New Roman" w:hAnsi="Times New Roman"/>
-        </w:rPr>
-        <w:t>特征</w:t>
-      </w:r>
-      <w:proofErr w:type="gramEnd"/>
-      <w:r>
-        <w:rPr>
-          <w:rFonts w:ascii="Times New Roman" w:hAnsi="Times New Roman"/>
-        </w:rPr>
-        <w:t>交互</w:t>
+        <w:t>模块将两者传入至</w:t>
+      </w:r>
+      <w:r>
+        <w:rPr>
+          <w:rFonts w:ascii="Times New Roman" w:hAnsi="Times New Roman"/>
+        </w:rPr>
+        <w:t>特征交互</w:t>
       </w:r>
       <w:r>
         <w:rPr>
@@ -8768,19 +8666,11 @@
           <m:t>||</m:t>
         </m:r>
       </m:oMath>
-      <w:proofErr w:type="gramStart"/>
-      <w:r>
-        <w:rPr>
-          <w:rFonts w:ascii="Times New Roman" w:hAnsi="Times New Roman"/>
-        </w:rPr>
-        <w:t>表示按列拼接</w:t>
-      </w:r>
-      <w:proofErr w:type="gramEnd"/>
-      <w:r>
-        <w:rPr>
-          <w:rFonts w:ascii="Times New Roman" w:hAnsi="Times New Roman"/>
-        </w:rPr>
-        <w:t>张量</w:t>
+      <w:r>
+        <w:rPr>
+          <w:rFonts w:ascii="Times New Roman" w:hAnsi="Times New Roman"/>
+        </w:rPr>
+        <w:t>表示按列拼接张量</w:t>
       </w:r>
       <w:r>
         <w:rPr>
@@ -8945,21 +8835,7 @@
         <w:rPr>
           <w:rFonts w:ascii="Times New Roman" w:hAnsi="Times New Roman" w:hint="eastAsia"/>
         </w:rPr>
-        <w:t>表示哈达</w:t>
-      </w:r>
-      <w:proofErr w:type="gramStart"/>
-      <w:r>
-        <w:rPr>
-          <w:rFonts w:ascii="Times New Roman" w:hAnsi="Times New Roman" w:hint="eastAsia"/>
-        </w:rPr>
-        <w:t>玛</w:t>
-      </w:r>
-      <w:proofErr w:type="gramEnd"/>
-      <w:r>
-        <w:rPr>
-          <w:rFonts w:ascii="Times New Roman" w:hAnsi="Times New Roman" w:hint="eastAsia"/>
-        </w:rPr>
-        <w:t>积</w:t>
+        <w:t>表示哈达玛积</w:t>
       </w:r>
       <w:r>
         <w:rPr>
@@ -9022,21 +8898,7 @@
         <w:rPr>
           <w:rFonts w:ascii="Times New Roman" w:hAnsi="Times New Roman"/>
         </w:rPr>
-        <w:t>低</w:t>
-      </w:r>
-      <w:proofErr w:type="gramStart"/>
-      <w:r>
-        <w:rPr>
-          <w:rFonts w:ascii="Times New Roman" w:hAnsi="Times New Roman"/>
-        </w:rPr>
-        <w:t>秩</w:t>
-      </w:r>
-      <w:proofErr w:type="gramEnd"/>
-      <w:r>
-        <w:rPr>
-          <w:rFonts w:ascii="Times New Roman" w:hAnsi="Times New Roman"/>
-        </w:rPr>
-        <w:t>双线性交互设计，在降低计算复杂度的同时保持表达能力，</w:t>
+        <w:t>低秩双线性交互设计，在降低计算复杂度的同时保持表达能力，</w:t>
       </w:r>
       <w:r>
         <w:rPr>
@@ -9068,21 +8930,7 @@
         <w:rPr>
           <w:rFonts w:ascii="Times New Roman" w:hAnsi="Times New Roman" w:hint="eastAsia"/>
         </w:rPr>
-        <w:t>低</w:t>
-      </w:r>
-      <w:proofErr w:type="gramStart"/>
-      <w:r>
-        <w:rPr>
-          <w:rFonts w:ascii="Times New Roman" w:hAnsi="Times New Roman" w:hint="eastAsia"/>
-        </w:rPr>
-        <w:t>秩</w:t>
-      </w:r>
-      <w:proofErr w:type="gramEnd"/>
-      <w:r>
-        <w:rPr>
-          <w:rFonts w:ascii="Times New Roman" w:hAnsi="Times New Roman" w:hint="eastAsia"/>
-        </w:rPr>
-        <w:t>子空间的维度为</w:t>
+        <w:t>低秩子空间的维度为</w:t>
       </w:r>
       <m:oMath>
         <m:r>
@@ -9098,14 +8946,12 @@
         </w:rPr>
         <w:t>，</w:t>
       </w:r>
-      <w:proofErr w:type="gramStart"/>
       <w:r>
         <w:rPr>
           <w:rFonts w:ascii="Times New Roman" w:hAnsi="Times New Roman" w:hint="eastAsia"/>
         </w:rPr>
         <w:t>此处令</w:t>
       </w:r>
-      <w:proofErr w:type="gramEnd"/>
       <m:oMath>
         <m:sSubSup>
           <m:sSubSupPr>
@@ -10062,21 +9908,7 @@
         <w:rPr>
           <w:rFonts w:ascii="Times New Roman" w:hAnsi="Times New Roman" w:hint="eastAsia"/>
         </w:rPr>
-        <w:t>为可学习的低</w:t>
-      </w:r>
-      <w:proofErr w:type="gramStart"/>
-      <w:r>
-        <w:rPr>
-          <w:rFonts w:ascii="Times New Roman" w:hAnsi="Times New Roman" w:hint="eastAsia"/>
-        </w:rPr>
-        <w:t>秩</w:t>
-      </w:r>
-      <w:proofErr w:type="gramEnd"/>
-      <w:r>
-        <w:rPr>
-          <w:rFonts w:ascii="Times New Roman" w:hAnsi="Times New Roman" w:hint="eastAsia"/>
-        </w:rPr>
-        <w:t>投影矩阵</w:t>
+        <w:t>为可学习的低秩投影矩阵</w:t>
       </w:r>
       <w:r>
         <w:rPr>
@@ -10244,21 +10076,7 @@
         <w:rPr>
           <w:rFonts w:ascii="Times New Roman" w:hAnsi="Times New Roman" w:hint="eastAsia"/>
         </w:rPr>
-        <w:t>多头低</w:t>
-      </w:r>
-      <w:proofErr w:type="gramStart"/>
-      <w:r>
-        <w:rPr>
-          <w:rFonts w:ascii="Times New Roman" w:hAnsi="Times New Roman" w:hint="eastAsia"/>
-        </w:rPr>
-        <w:t>秩</w:t>
-      </w:r>
-      <w:proofErr w:type="gramEnd"/>
-      <w:r>
-        <w:rPr>
-          <w:rFonts w:ascii="Times New Roman" w:hAnsi="Times New Roman" w:hint="eastAsia"/>
-        </w:rPr>
-        <w:t>双线性投影结果</w:t>
+        <w:t>多头低秩双线性投影结果</w:t>
       </w:r>
       <w:r>
         <w:rPr>
@@ -10278,21 +10096,7 @@
         <w:rPr>
           <w:rFonts w:ascii="Times New Roman" w:hAnsi="Times New Roman" w:hint="eastAsia"/>
         </w:rPr>
-        <w:t>表示哈达</w:t>
-      </w:r>
-      <w:proofErr w:type="gramStart"/>
-      <w:r>
-        <w:rPr>
-          <w:rFonts w:ascii="Times New Roman" w:hAnsi="Times New Roman" w:hint="eastAsia"/>
-        </w:rPr>
-        <w:t>玛</w:t>
-      </w:r>
-      <w:proofErr w:type="gramEnd"/>
-      <w:r>
-        <w:rPr>
-          <w:rFonts w:ascii="Times New Roman" w:hAnsi="Times New Roman" w:hint="eastAsia"/>
-        </w:rPr>
-        <w:t>积，即逐元素相乘</w:t>
+        <w:t>表示哈达玛积，即逐元素相乘</w:t>
       </w:r>
       <w:r>
         <w:rPr>
@@ -11275,19 +11079,11 @@
           <m:t>||</m:t>
         </m:r>
       </m:oMath>
-      <w:proofErr w:type="gramStart"/>
-      <w:r>
-        <w:rPr>
-          <w:rFonts w:ascii="Times New Roman" w:hAnsi="Times New Roman"/>
-        </w:rPr>
-        <w:t>表示按列拼接</w:t>
-      </w:r>
-      <w:proofErr w:type="gramEnd"/>
-      <w:r>
-        <w:rPr>
-          <w:rFonts w:ascii="Times New Roman" w:hAnsi="Times New Roman"/>
-        </w:rPr>
-        <w:t>张量，</w:t>
+      <w:r>
+        <w:rPr>
+          <w:rFonts w:ascii="Times New Roman" w:hAnsi="Times New Roman"/>
+        </w:rPr>
+        <w:t>表示按列拼接张量，</w:t>
       </w:r>
       <m:oMath>
         <m:r>
@@ -11457,21 +11253,7 @@
         <w:rPr>
           <w:rFonts w:ascii="Times New Roman" w:hAnsi="Times New Roman" w:hint="eastAsia"/>
         </w:rPr>
-        <w:t>表示哈达</w:t>
-      </w:r>
-      <w:proofErr w:type="gramStart"/>
-      <w:r>
-        <w:rPr>
-          <w:rFonts w:ascii="Times New Roman" w:hAnsi="Times New Roman" w:hint="eastAsia"/>
-        </w:rPr>
-        <w:t>玛</w:t>
-      </w:r>
-      <w:proofErr w:type="gramEnd"/>
-      <w:r>
-        <w:rPr>
-          <w:rFonts w:ascii="Times New Roman" w:hAnsi="Times New Roman" w:hint="eastAsia"/>
-        </w:rPr>
-        <w:t>积，即逐元素相乘</w:t>
+        <w:t>表示哈达玛积，即逐元素相乘</w:t>
       </w:r>
       <w:r>
         <w:rPr>
@@ -12407,19 +12189,11 @@
           <m:t>||</m:t>
         </m:r>
       </m:oMath>
-      <w:proofErr w:type="gramStart"/>
-      <w:r>
-        <w:rPr>
-          <w:rFonts w:ascii="Times New Roman" w:hAnsi="Times New Roman"/>
-        </w:rPr>
-        <w:t>表示按列拼接</w:t>
-      </w:r>
-      <w:proofErr w:type="gramEnd"/>
-      <w:r>
-        <w:rPr>
-          <w:rFonts w:ascii="Times New Roman" w:hAnsi="Times New Roman"/>
-        </w:rPr>
-        <w:t>张量</w:t>
+      <w:r>
+        <w:rPr>
+          <w:rFonts w:ascii="Times New Roman" w:hAnsi="Times New Roman"/>
+        </w:rPr>
+        <w:t>表示按列拼接张量</w:t>
       </w:r>
       <w:r>
         <w:rPr>
@@ -12872,21 +12646,7 @@
         <w:rPr>
           <w:rFonts w:ascii="Times New Roman" w:hAnsi="Times New Roman" w:hint="eastAsia"/>
         </w:rPr>
-        <w:t>表示哈达</w:t>
-      </w:r>
-      <w:proofErr w:type="gramStart"/>
-      <w:r>
-        <w:rPr>
-          <w:rFonts w:ascii="Times New Roman" w:hAnsi="Times New Roman" w:hint="eastAsia"/>
-        </w:rPr>
-        <w:t>玛</w:t>
-      </w:r>
-      <w:proofErr w:type="gramEnd"/>
-      <w:r>
-        <w:rPr>
-          <w:rFonts w:ascii="Times New Roman" w:hAnsi="Times New Roman" w:hint="eastAsia"/>
-        </w:rPr>
-        <w:t>积，即逐元素相乘；</w:t>
+        <w:t>表示哈达玛积，即逐元素相乘；</w:t>
       </w:r>
       <m:oMath>
         <m:r>
@@ -14604,19 +14364,11 @@
           <m:t>||</m:t>
         </m:r>
       </m:oMath>
-      <w:proofErr w:type="gramStart"/>
-      <w:r>
-        <w:rPr>
-          <w:rFonts w:ascii="Times New Roman" w:hAnsi="Times New Roman"/>
-        </w:rPr>
-        <w:t>表示按列拼接</w:t>
-      </w:r>
-      <w:proofErr w:type="gramEnd"/>
-      <w:r>
-        <w:rPr>
-          <w:rFonts w:ascii="Times New Roman" w:hAnsi="Times New Roman"/>
-        </w:rPr>
-        <w:t>张量</w:t>
+      <w:r>
+        <w:rPr>
+          <w:rFonts w:ascii="Times New Roman" w:hAnsi="Times New Roman"/>
+        </w:rPr>
+        <w:t>表示按列拼接张量</w:t>
       </w:r>
       <w:r>
         <w:rPr>
@@ -14791,21 +14543,7 @@
         <w:rPr>
           <w:rFonts w:ascii="Times New Roman" w:hAnsi="Times New Roman" w:hint="eastAsia"/>
         </w:rPr>
-        <w:t>为</w:t>
-      </w:r>
-      <w:proofErr w:type="gramStart"/>
-      <w:r>
-        <w:rPr>
-          <w:rFonts w:ascii="Times New Roman" w:hAnsi="Times New Roman" w:hint="eastAsia"/>
-        </w:rPr>
-        <w:t>异构图所有边</w:t>
-      </w:r>
-      <w:proofErr w:type="gramEnd"/>
-      <w:r>
-        <w:rPr>
-          <w:rFonts w:ascii="Times New Roman" w:hAnsi="Times New Roman" w:hint="eastAsia"/>
-        </w:rPr>
-        <w:t>的</w:t>
+        <w:t>为异构图所有边的</w:t>
       </w:r>
       <w:r>
         <w:rPr>
@@ -15353,19 +15091,11 @@
           <m:t>||</m:t>
         </m:r>
       </m:oMath>
-      <w:proofErr w:type="gramStart"/>
-      <w:r>
-        <w:rPr>
-          <w:rFonts w:ascii="Times New Roman" w:hAnsi="Times New Roman"/>
-        </w:rPr>
-        <w:t>表示按列拼接</w:t>
-      </w:r>
-      <w:proofErr w:type="gramEnd"/>
-      <w:r>
-        <w:rPr>
-          <w:rFonts w:ascii="Times New Roman" w:hAnsi="Times New Roman"/>
-        </w:rPr>
-        <w:t>张量，</w:t>
+      <w:r>
+        <w:rPr>
+          <w:rFonts w:ascii="Times New Roman" w:hAnsi="Times New Roman"/>
+        </w:rPr>
+        <w:t>表示按列拼接张量，</w:t>
       </w:r>
       <m:oMath>
         <m:r>
@@ -15536,21 +15266,7 @@
         <w:rPr>
           <w:rFonts w:ascii="Times New Roman" w:hAnsi="Times New Roman"/>
         </w:rPr>
-        <w:t>通过引入二元交叉</w:t>
-      </w:r>
-      <w:proofErr w:type="gramStart"/>
-      <w:r>
-        <w:rPr>
-          <w:rFonts w:ascii="Times New Roman" w:hAnsi="Times New Roman"/>
-        </w:rPr>
-        <w:t>熵</w:t>
-      </w:r>
-      <w:proofErr w:type="gramEnd"/>
-      <w:r>
-        <w:rPr>
-          <w:rFonts w:ascii="Times New Roman" w:hAnsi="Times New Roman"/>
-        </w:rPr>
-        <w:t>损失函数并引入</w:t>
+        <w:t>通过引入二元交叉熵损失函数并引入</w:t>
       </w:r>
       <w:r>
         <w:rPr>
@@ -15558,19 +15274,11 @@
         </w:rPr>
         <w:t>L2</w:t>
       </w:r>
-      <w:proofErr w:type="gramStart"/>
-      <w:r>
-        <w:rPr>
-          <w:rFonts w:ascii="Times New Roman" w:hAnsi="Times New Roman"/>
-        </w:rPr>
-        <w:t>正则化项来</w:t>
-      </w:r>
-      <w:proofErr w:type="gramEnd"/>
-      <w:r>
-        <w:rPr>
-          <w:rFonts w:ascii="Times New Roman" w:hAnsi="Times New Roman"/>
-        </w:rPr>
-        <w:t>训练</w:t>
+      <w:r>
+        <w:rPr>
+          <w:rFonts w:ascii="Times New Roman" w:hAnsi="Times New Roman"/>
+        </w:rPr>
+        <w:t>正则化项来训练</w:t>
       </w:r>
       <m:oMath>
         <m:r>
@@ -15611,21 +15319,7 @@
         <w:rPr>
           <w:rFonts w:ascii="Times New Roman" w:hAnsi="Times New Roman"/>
         </w:rPr>
-        <w:t>引入二元交叉</w:t>
-      </w:r>
-      <w:proofErr w:type="gramStart"/>
-      <w:r>
-        <w:rPr>
-          <w:rFonts w:ascii="Times New Roman" w:hAnsi="Times New Roman"/>
-        </w:rPr>
-        <w:t>熵</w:t>
-      </w:r>
-      <w:proofErr w:type="gramEnd"/>
-      <w:r>
-        <w:rPr>
-          <w:rFonts w:ascii="Times New Roman" w:hAnsi="Times New Roman"/>
-        </w:rPr>
-        <w:t>损失函数和</w:t>
+        <w:t>引入二元交叉熵损失函数和</w:t>
       </w:r>
       <w:r>
         <w:rPr>
@@ -16172,19 +15866,11 @@
           <m:t>i</m:t>
         </m:r>
       </m:oMath>
-      <w:proofErr w:type="gramStart"/>
-      <w:r>
-        <w:rPr>
-          <w:rFonts w:ascii="Times New Roman" w:hAnsi="Times New Roman"/>
-        </w:rPr>
-        <w:t>个</w:t>
-      </w:r>
-      <w:proofErr w:type="gramEnd"/>
-      <w:r>
-        <w:rPr>
-          <w:rFonts w:ascii="Times New Roman" w:hAnsi="Times New Roman"/>
-        </w:rPr>
-        <w:t>具体的参数；</w:t>
+      <w:r>
+        <w:rPr>
+          <w:rFonts w:ascii="Times New Roman" w:hAnsi="Times New Roman"/>
+        </w:rPr>
+        <w:t>个具体的参数；</w:t>
       </w:r>
       <m:oMath>
         <m:r>
@@ -16712,21 +16398,7 @@
         <w:rPr>
           <w:rFonts w:ascii="Times New Roman" w:hAnsi="Times New Roman"/>
         </w:rPr>
-        <w:t>等）难以直接适用。这些模型通常默认图中所有节点和</w:t>
-      </w:r>
-      <w:proofErr w:type="gramStart"/>
-      <w:r>
-        <w:rPr>
-          <w:rFonts w:ascii="Times New Roman" w:hAnsi="Times New Roman"/>
-        </w:rPr>
-        <w:t>边</w:t>
-      </w:r>
-      <w:proofErr w:type="gramEnd"/>
-      <w:r>
-        <w:rPr>
-          <w:rFonts w:ascii="Times New Roman" w:hAnsi="Times New Roman"/>
-        </w:rPr>
-        <w:t>类型一致，忽略了不同类型节点在语义表达和邻居交互方式上的差异，可能导致信息融合混乱、语义模糊。面对这些挑战，近年来研究者们提出了诸多模型框架。</w:t>
+        <w:t>等）难以直接适用。这些模型通常默认图中所有节点和边类型一致，忽略了不同类型节点在语义表达和邻居交互方式上的差异，可能导致信息融合混乱、语义模糊。面对这些挑战，近年来研究者们提出了诸多模型框架。</w:t>
       </w:r>
       <w:r>
         <w:rPr>
@@ -16871,21 +16543,7 @@
         <w:rPr>
           <w:rFonts w:ascii="Times New Roman" w:hAnsi="Times New Roman"/>
         </w:rPr>
-        <w:t>疾病关联预测的任务中取得了不错的表现，但仍存在一些尚未解决问题。例如，传统图神经网络通过多层邻域聚合传播特征时，节点表示易趋于相似（过平滑），</w:t>
-      </w:r>
-      <w:proofErr w:type="gramStart"/>
-      <w:r>
-        <w:rPr>
-          <w:rFonts w:ascii="Times New Roman" w:hAnsi="Times New Roman"/>
-        </w:rPr>
-        <w:t>且特征维</w:t>
-      </w:r>
-      <w:proofErr w:type="gramEnd"/>
-      <w:r>
-        <w:rPr>
-          <w:rFonts w:ascii="Times New Roman" w:hAnsi="Times New Roman"/>
-        </w:rPr>
-        <w:t>度间高度相关（冗余），导致对</w:t>
+        <w:t>疾病关联预测的任务中取得了不错的表现，但仍存在一些尚未解决问题。例如，传统图神经网络通过多层邻域聚合传播特征时，节点表示易趋于相似（过平滑），且特征维度间高度相关（冗余），导致对</w:t>
       </w:r>
       <w:r>
         <w:rPr>
@@ -16893,19 +16551,11 @@
         </w:rPr>
         <w:t>miRNA-</w:t>
       </w:r>
-      <w:proofErr w:type="gramStart"/>
-      <w:r>
-        <w:rPr>
-          <w:rFonts w:ascii="Times New Roman" w:hAnsi="Times New Roman"/>
-        </w:rPr>
-        <w:t>疾病异配关联</w:t>
-      </w:r>
-      <w:proofErr w:type="gramEnd"/>
-      <w:r>
-        <w:rPr>
-          <w:rFonts w:ascii="Times New Roman" w:hAnsi="Times New Roman"/>
-        </w:rPr>
-        <w:t>的区分能力下降。其次，对于</w:t>
+      <w:r>
+        <w:rPr>
+          <w:rFonts w:ascii="Times New Roman" w:hAnsi="Times New Roman"/>
+        </w:rPr>
+        <w:t>疾病异配关联的区分能力下降。其次，对于</w:t>
       </w:r>
       <w:r>
         <w:rPr>
@@ -16917,28 +16567,14 @@
         <w:rPr>
           <w:rFonts w:ascii="Times New Roman" w:hAnsi="Times New Roman"/>
         </w:rPr>
-        <w:t>疾病关联图中存在大量</w:t>
-      </w:r>
-      <w:proofErr w:type="gramStart"/>
-      <w:r>
-        <w:rPr>
-          <w:rFonts w:ascii="Times New Roman" w:hAnsi="Times New Roman"/>
-        </w:rPr>
-        <w:t>异配</w:t>
+        <w:t>疾病关联图中存在大量异配</w:t>
       </w:r>
       <w:r>
         <w:rPr>
           <w:rFonts w:ascii="Times New Roman" w:hAnsi="Times New Roman"/>
         </w:rPr>
         <w:lastRenderedPageBreak/>
-        <w:t>性</w:t>
-      </w:r>
-      <w:proofErr w:type="gramEnd"/>
-      <w:r>
-        <w:rPr>
-          <w:rFonts w:ascii="Times New Roman" w:hAnsi="Times New Roman"/>
-        </w:rPr>
-        <w:t>连接的问题，大多数方法在聚合邻居时采用静态或粗粒度的权重机制，忽略了邻居信息在不同节点任务中的重要性差异，</w:t>
+        <w:t>性连接的问题，大多数方法在聚合邻居时采用静态或粗粒度的权重机制，忽略了邻居信息在不同节点任务中的重要性差异，</w:t>
       </w:r>
       <w:bookmarkStart w:id="10" w:name="_Hlk195781103"/>
       <w:r>
@@ -17092,15 +16728,7 @@
         <w:t>miRNA-</w:t>
       </w:r>
       <w:r>
-        <w:t>疾病关联信息</w:t>
-      </w:r>
-      <w:proofErr w:type="gramStart"/>
-      <w:r>
-        <w:t>构建图</w:t>
-      </w:r>
-      <w:proofErr w:type="gramEnd"/>
-      <w:r>
-        <w:t>的邻接矩阵，然后整合特征矩阵与邻接矩阵为</w:t>
+        <w:t>疾病关联信息构建图的邻接矩阵，然后整合特征矩阵与邻接矩阵为</w:t>
       </w:r>
       <w:r>
         <w:t>miRNA-</w:t>
@@ -17216,18 +16844,10 @@
         <w:pStyle w:val="ac"/>
       </w:pPr>
       <w:r>
-        <w:t>其中，邻居信息感知模块</w:t>
-      </w:r>
-      <w:proofErr w:type="gramStart"/>
-      <w:r>
-        <w:t>由</w:t>
-      </w:r>
-      <w:r>
-        <w:t>特征</w:t>
-      </w:r>
-      <w:proofErr w:type="gramEnd"/>
-      <w:r>
-        <w:t>交互</w:t>
+        <w:t>其中，邻居信息感知模块由</w:t>
+      </w:r>
+      <w:r>
+        <w:t>特征交互</w:t>
       </w:r>
       <w:r>
         <w:t>模块</w:t>
@@ -18009,26 +17629,13 @@
       </w:r>
       <w:bookmarkStart w:id="11" w:name="_Hlk195781239"/>
       <w:r>
-        <w:t>通过引入二元交叉</w:t>
-      </w:r>
-      <w:proofErr w:type="gramStart"/>
-      <w:r>
-        <w:t>熵</w:t>
-      </w:r>
-      <w:proofErr w:type="gramEnd"/>
-      <w:r>
-        <w:t>损失函数并引入</w:t>
+        <w:t>通过引入二元交叉熵损失函数并引入</w:t>
       </w:r>
       <w:r>
         <w:t>L2</w:t>
       </w:r>
-      <w:proofErr w:type="gramStart"/>
-      <w:r>
-        <w:t>正则化项来</w:t>
-      </w:r>
-      <w:proofErr w:type="gramEnd"/>
-      <w:r>
-        <w:t>训练</w:t>
+      <w:r>
+        <w:t>正则化项来训练</w:t>
       </w:r>
       <w:bookmarkEnd w:id="11"/>
       <m:oMath>
@@ -18167,19 +17774,11 @@
         </w:rPr>
         <w:t>具有</w:t>
       </w:r>
-      <w:proofErr w:type="gramStart"/>
-      <w:r>
-        <w:rPr>
-          <w:rFonts w:ascii="Times New Roman" w:hAnsi="Times New Roman"/>
-        </w:rPr>
-        <w:t>节点级</w:t>
-      </w:r>
-      <w:proofErr w:type="gramEnd"/>
-      <w:r>
-        <w:rPr>
-          <w:rFonts w:ascii="Times New Roman" w:hAnsi="Times New Roman"/>
-        </w:rPr>
-        <w:t>邻居</w:t>
+      <w:r>
+        <w:rPr>
+          <w:rFonts w:ascii="Times New Roman" w:hAnsi="Times New Roman"/>
+        </w:rPr>
+        <w:t>节点级邻居</w:t>
       </w:r>
       <w:r>
         <w:rPr>
@@ -18350,21 +17949,7 @@
         <w:rPr>
           <w:rFonts w:ascii="Times New Roman" w:hAnsi="Times New Roman"/>
         </w:rPr>
-        <w:t>）本发明提出通过引入二元交叉</w:t>
-      </w:r>
-      <w:proofErr w:type="gramStart"/>
-      <w:r>
-        <w:rPr>
-          <w:rFonts w:ascii="Times New Roman" w:hAnsi="Times New Roman"/>
-        </w:rPr>
-        <w:t>熵</w:t>
-      </w:r>
-      <w:proofErr w:type="gramEnd"/>
-      <w:r>
-        <w:rPr>
-          <w:rFonts w:ascii="Times New Roman" w:hAnsi="Times New Roman"/>
-        </w:rPr>
-        <w:t>损失函数并引入</w:t>
+        <w:t>）本发明提出通过引入二元交叉熵损失函数并引入</w:t>
       </w:r>
       <w:r>
         <w:rPr>
@@ -18372,19 +17957,11 @@
         </w:rPr>
         <w:t>L2</w:t>
       </w:r>
-      <w:proofErr w:type="gramStart"/>
-      <w:r>
-        <w:rPr>
-          <w:rFonts w:ascii="Times New Roman" w:hAnsi="Times New Roman"/>
-        </w:rPr>
-        <w:t>正则化项来</w:t>
-      </w:r>
-      <w:proofErr w:type="gramEnd"/>
-      <w:r>
-        <w:rPr>
-          <w:rFonts w:ascii="Times New Roman" w:hAnsi="Times New Roman"/>
-        </w:rPr>
-        <w:t>训练模型的方法，可灵活地对正负样本加权，适用于</w:t>
+      <w:r>
+        <w:rPr>
+          <w:rFonts w:ascii="Times New Roman" w:hAnsi="Times New Roman"/>
+        </w:rPr>
+        <w:t>正则化项来训练模型的方法，可灵活地对正负样本加权，适用于</w:t>
       </w:r>
       <w:r>
         <w:rPr>
@@ -18408,21 +17985,7 @@
         <w:rPr>
           <w:rFonts w:ascii="Times New Roman" w:hAnsi="Times New Roman"/>
         </w:rPr>
-        <w:t>正则</w:t>
-      </w:r>
-      <w:proofErr w:type="gramStart"/>
-      <w:r>
-        <w:rPr>
-          <w:rFonts w:ascii="Times New Roman" w:hAnsi="Times New Roman"/>
-        </w:rPr>
-        <w:t>化通过</w:t>
-      </w:r>
-      <w:proofErr w:type="gramEnd"/>
-      <w:r>
-        <w:rPr>
-          <w:rFonts w:ascii="Times New Roman" w:hAnsi="Times New Roman"/>
-        </w:rPr>
-        <w:t>对模型参数添加惩罚项，限制权重值的大小，有效抑制过拟合问题，使模型在训练数据和测试数据上的表现更加稳定，增强了泛化能力。</w:t>
+        <w:t>正则化通过对模型参数添加惩罚项，限制权重值的大小，有效抑制过拟合问题，使模型在训练数据和测试数据上的表现更加稳定，增强了泛化能力。</w:t>
       </w:r>
     </w:p>
     <w:p>
@@ -18882,21 +18445,7 @@
         <w:rPr>
           <w:rFonts w:ascii="Times New Roman" w:hAnsi="Times New Roman" w:hint="eastAsia"/>
         </w:rPr>
-        <w:t>疾病关联信息</w:t>
-      </w:r>
-      <w:proofErr w:type="gramStart"/>
-      <w:r>
-        <w:rPr>
-          <w:rFonts w:ascii="Times New Roman" w:hAnsi="Times New Roman" w:hint="eastAsia"/>
-        </w:rPr>
-        <w:t>构建图</w:t>
-      </w:r>
-      <w:proofErr w:type="gramEnd"/>
-      <w:r>
-        <w:rPr>
-          <w:rFonts w:ascii="Times New Roman" w:hAnsi="Times New Roman" w:hint="eastAsia"/>
-        </w:rPr>
-        <w:t>的邻接矩阵，然后整合特征矩阵与邻接矩阵为</w:t>
+        <w:t>疾病关联信息构建图的邻接矩阵，然后整合特征矩阵与邻接矩阵为</w:t>
       </w:r>
       <w:r>
         <w:rPr>
@@ -19364,7 +18913,6 @@
           <m:t>S</m:t>
         </m:r>
       </m:oMath>
-      <w:proofErr w:type="gramStart"/>
       <w:r>
         <w:rPr>
           <w:rFonts w:ascii="Times New Roman" w:hAnsi="Times New Roman"/>
@@ -19383,7 +18931,6 @@
         </w:rPr>
         <w:t>边</w:t>
       </w:r>
-      <w:proofErr w:type="gramEnd"/>
       <w:r>
         <w:rPr>
           <w:rFonts w:ascii="Times New Roman" w:hAnsi="Times New Roman" w:hint="eastAsia"/>
@@ -19406,21 +18953,7 @@
         <w:rPr>
           <w:rFonts w:ascii="Times New Roman" w:hAnsi="Times New Roman" w:hint="eastAsia"/>
         </w:rPr>
-        <w:t>此时</w:t>
-      </w:r>
-      <w:proofErr w:type="gramStart"/>
-      <w:r>
-        <w:rPr>
-          <w:rFonts w:ascii="Times New Roman" w:hAnsi="Times New Roman" w:hint="eastAsia"/>
-        </w:rPr>
-        <w:t>异质图总边</w:t>
-      </w:r>
-      <w:proofErr w:type="gramEnd"/>
-      <w:r>
-        <w:rPr>
-          <w:rFonts w:ascii="Times New Roman" w:hAnsi="Times New Roman" w:hint="eastAsia"/>
-        </w:rPr>
-        <w:t>数为</w:t>
+        <w:t>此时异质图总边数为</w:t>
       </w:r>
       <m:oMath>
         <m:r>
@@ -19469,21 +19002,7 @@
         <w:rPr>
           <w:rFonts w:ascii="Times New Roman" w:hAnsi="Times New Roman" w:hint="eastAsia"/>
         </w:rPr>
-        <w:t>的正</w:t>
-      </w:r>
-      <w:proofErr w:type="gramStart"/>
-      <w:r>
-        <w:rPr>
-          <w:rFonts w:ascii="Times New Roman" w:hAnsi="Times New Roman" w:hint="eastAsia"/>
-        </w:rPr>
-        <w:t>边表示</w:t>
-      </w:r>
-      <w:proofErr w:type="gramEnd"/>
-      <w:r>
-        <w:rPr>
-          <w:rFonts w:ascii="Times New Roman" w:hAnsi="Times New Roman" w:hint="eastAsia"/>
-        </w:rPr>
-        <w:t>存在关联的</w:t>
+        <w:t>的正边表示存在关联的</w:t>
       </w:r>
       <w:r>
         <w:rPr>
@@ -19536,21 +19055,7 @@
         <w:rPr>
           <w:rFonts w:ascii="Times New Roman" w:hAnsi="Times New Roman" w:hint="eastAsia"/>
         </w:rPr>
-        <w:t>的</w:t>
-      </w:r>
-      <w:proofErr w:type="gramStart"/>
-      <w:r>
-        <w:rPr>
-          <w:rFonts w:ascii="Times New Roman" w:hAnsi="Times New Roman" w:hint="eastAsia"/>
-        </w:rPr>
-        <w:t>负边表示</w:t>
-      </w:r>
-      <w:proofErr w:type="gramEnd"/>
-      <w:r>
-        <w:rPr>
-          <w:rFonts w:ascii="Times New Roman" w:hAnsi="Times New Roman" w:hint="eastAsia"/>
-        </w:rPr>
-        <w:t>未知是否存在关联的</w:t>
+        <w:t>的负边表示未知是否存在关联的</w:t>
       </w:r>
       <w:r>
         <w:rPr>
@@ -19634,27 +19139,13 @@
         <w:rPr>
           <w:rFonts w:ascii="Times New Roman" w:hAnsi="Times New Roman" w:hint="eastAsia"/>
         </w:rPr>
-        <w:t>异质</w:t>
-      </w:r>
-      <w:proofErr w:type="gramStart"/>
-      <w:r>
-        <w:rPr>
-          <w:rFonts w:ascii="Times New Roman" w:hAnsi="Times New Roman" w:hint="eastAsia"/>
-        </w:rPr>
-        <w:t>图</w:t>
-      </w:r>
-      <w:r>
-        <w:rPr>
-          <w:rFonts w:ascii="Times New Roman" w:hAnsi="Times New Roman" w:hint="eastAsia"/>
-        </w:rPr>
-        <w:t>训练</w:t>
-      </w:r>
-      <w:proofErr w:type="gramEnd"/>
-      <w:r>
-        <w:rPr>
-          <w:rFonts w:ascii="Times New Roman" w:hAnsi="Times New Roman" w:hint="eastAsia"/>
-        </w:rPr>
-        <w:t>集子图共有</w:t>
+        <w:t>异质图</w:t>
+      </w:r>
+      <w:r>
+        <w:rPr>
+          <w:rFonts w:ascii="Times New Roman" w:hAnsi="Times New Roman" w:hint="eastAsia"/>
+        </w:rPr>
+        <w:t>训练集子图共有</w:t>
       </w:r>
       <m:oMath>
         <m:r>
@@ -19699,19 +19190,11 @@
           <m:t>=17376</m:t>
         </m:r>
       </m:oMath>
-      <w:proofErr w:type="gramStart"/>
-      <w:r>
-        <w:rPr>
-          <w:rFonts w:ascii="Times New Roman" w:hAnsi="Times New Roman" w:hint="eastAsia"/>
-        </w:rPr>
-        <w:t>条训练</w:t>
-      </w:r>
-      <w:proofErr w:type="gramEnd"/>
-      <w:r>
-        <w:rPr>
-          <w:rFonts w:ascii="Times New Roman" w:hAnsi="Times New Roman" w:hint="eastAsia"/>
-        </w:rPr>
-        <w:t>边，由此构建训练集子图的</w:t>
+      <w:r>
+        <w:rPr>
+          <w:rFonts w:ascii="Times New Roman" w:hAnsi="Times New Roman" w:hint="eastAsia"/>
+        </w:rPr>
+        <w:t>条训练边，由此构建训练集子图的</w:t>
       </w:r>
       <w:r>
         <w:rPr>
@@ -20299,14 +19782,12 @@
         </w:rPr>
         <w:t>利用医学主题词表</w:t>
       </w:r>
-      <w:proofErr w:type="spellStart"/>
       <w:r>
         <w:rPr>
           <w:rFonts w:ascii="Times New Roman" w:hAnsi="Times New Roman"/>
         </w:rPr>
         <w:t>MeSH</w:t>
       </w:r>
-      <w:proofErr w:type="spellEnd"/>
       <w:r>
         <w:rPr>
           <w:rFonts w:ascii="Times New Roman" w:hAnsi="Times New Roman"/>
@@ -20670,21 +20151,7 @@
         <w:rPr>
           <w:rFonts w:ascii="Times New Roman" w:hAnsi="Times New Roman" w:hint="eastAsia"/>
         </w:rPr>
-        <w:t>表示节点之间的直接</w:t>
-      </w:r>
-      <w:proofErr w:type="gramStart"/>
-      <w:r>
-        <w:rPr>
-          <w:rFonts w:ascii="Times New Roman" w:hAnsi="Times New Roman" w:hint="eastAsia"/>
-        </w:rPr>
-        <w:t>相连边</w:t>
-      </w:r>
-      <w:proofErr w:type="gramEnd"/>
-      <w:r>
-        <w:rPr>
-          <w:rFonts w:ascii="Times New Roman" w:hAnsi="Times New Roman" w:hint="eastAsia"/>
-        </w:rPr>
-        <w:t>集合</w:t>
+        <w:t>表示节点之间的直接相连边集合</w:t>
       </w:r>
       <w:r>
         <w:rPr>
@@ -22050,16 +21517,8 @@
         <w:rPr>
           <w:rFonts w:ascii="Times New Roman" w:hAnsi="Times New Roman"/>
         </w:rPr>
-        <w:t>高斯</w:t>
-      </w:r>
-      <w:proofErr w:type="gramStart"/>
-      <w:r>
-        <w:rPr>
-          <w:rFonts w:ascii="Times New Roman" w:hAnsi="Times New Roman"/>
-        </w:rPr>
-        <w:t>相互作用谱核相似性</w:t>
-      </w:r>
-      <w:proofErr w:type="gramEnd"/>
+        <w:t>高斯相互作用谱核相似性</w:t>
+      </w:r>
       <w:r>
         <w:rPr>
           <w:rFonts w:ascii="Times New Roman" w:hAnsi="Times New Roman" w:hint="eastAsia"/>
@@ -22113,14 +21572,12 @@
           <m:t>i</m:t>
         </m:r>
       </m:oMath>
-      <w:proofErr w:type="gramStart"/>
       <w:r>
         <w:rPr>
           <w:rFonts w:ascii="Times New Roman" w:hAnsi="Times New Roman" w:hint="eastAsia"/>
         </w:rPr>
         <w:t>个</w:t>
       </w:r>
-      <w:proofErr w:type="gramEnd"/>
       <w:r>
         <w:rPr>
           <w:rFonts w:ascii="Times New Roman" w:hAnsi="Times New Roman" w:hint="eastAsia"/>
@@ -22223,21 +21680,7 @@
         <w:rPr>
           <w:rFonts w:ascii="Times New Roman" w:hAnsi="Times New Roman"/>
         </w:rPr>
-        <w:t>和疾病的高斯</w:t>
-      </w:r>
-      <w:proofErr w:type="gramStart"/>
-      <w:r>
-        <w:rPr>
-          <w:rFonts w:ascii="Times New Roman" w:hAnsi="Times New Roman"/>
-        </w:rPr>
-        <w:t>相互作用谱核相似性</w:t>
-      </w:r>
-      <w:proofErr w:type="gramEnd"/>
-      <w:r>
-        <w:rPr>
-          <w:rFonts w:ascii="Times New Roman" w:hAnsi="Times New Roman"/>
-        </w:rPr>
-        <w:t>矩阵</w:t>
+        <w:t>和疾病的高斯相互作用谱核相似性矩阵</w:t>
       </w:r>
       <m:oMath>
         <m:r>
@@ -22912,21 +22355,7 @@
         <w:rPr>
           <w:rFonts w:ascii="Times New Roman" w:hAnsi="Times New Roman" w:hint="eastAsia"/>
         </w:rPr>
-        <w:t>用于控制核函数的</w:t>
-      </w:r>
-      <w:proofErr w:type="gramStart"/>
-      <w:r>
-        <w:rPr>
-          <w:rFonts w:ascii="Times New Roman" w:hAnsi="Times New Roman" w:hint="eastAsia"/>
-        </w:rPr>
-        <w:t>的</w:t>
-      </w:r>
-      <w:proofErr w:type="gramEnd"/>
-      <w:r>
-        <w:rPr>
-          <w:rFonts w:ascii="Times New Roman" w:hAnsi="Times New Roman" w:hint="eastAsia"/>
-        </w:rPr>
-        <w:t>带宽，通过</w:t>
+        <w:t>用于控制核函数的的带宽，通过</w:t>
       </w:r>
       <w:r>
         <w:rPr>
@@ -23505,21 +22934,7 @@
         <w:rPr>
           <w:rFonts w:ascii="Times New Roman" w:hAnsi="Times New Roman" w:hint="eastAsia"/>
         </w:rPr>
-        <w:t>根据现有研究，</w:t>
-      </w:r>
-      <w:proofErr w:type="gramStart"/>
-      <w:r>
-        <w:rPr>
-          <w:rFonts w:ascii="Times New Roman" w:hAnsi="Times New Roman" w:hint="eastAsia"/>
-        </w:rPr>
-        <w:t>此处超</w:t>
-      </w:r>
-      <w:proofErr w:type="gramEnd"/>
-      <w:r>
-        <w:rPr>
-          <w:rFonts w:ascii="Times New Roman" w:hAnsi="Times New Roman" w:hint="eastAsia"/>
-        </w:rPr>
-        <w:t>参数</w:t>
+        <w:t>根据现有研究，此处超参数</w:t>
       </w:r>
       <m:oMath>
         <m:sSub>
@@ -24728,15 +24143,7 @@
         <w:t>所示，</w:t>
       </w:r>
       <w:r>
-        <w:t>邻居信息感知模块</w:t>
-      </w:r>
-      <w:proofErr w:type="gramStart"/>
-      <w:r>
-        <w:t>由特征</w:t>
-      </w:r>
-      <w:proofErr w:type="gramEnd"/>
-      <w:r>
-        <w:t>交互模块</w:t>
+        <w:t>邻居信息感知模块由特征交互模块</w:t>
       </w:r>
       <m:oMath>
         <m:r>
@@ -28444,21 +27851,7 @@
         <w:rPr>
           <w:rFonts w:ascii="Times New Roman" w:hAnsi="Times New Roman"/>
         </w:rPr>
-        <w:t>模块将两者传入</w:t>
-      </w:r>
-      <w:proofErr w:type="gramStart"/>
-      <w:r>
-        <w:rPr>
-          <w:rFonts w:ascii="Times New Roman" w:hAnsi="Times New Roman"/>
-        </w:rPr>
-        <w:t>至特征</w:t>
-      </w:r>
-      <w:proofErr w:type="gramEnd"/>
-      <w:r>
-        <w:rPr>
-          <w:rFonts w:ascii="Times New Roman" w:hAnsi="Times New Roman"/>
-        </w:rPr>
-        <w:t>交互模块</w:t>
+        <w:t>模块将两者传入至特征交互模块</w:t>
       </w:r>
       <m:oMath>
         <m:r>
@@ -30529,19 +29922,11 @@
           <m:t>||</m:t>
         </m:r>
       </m:oMath>
-      <w:proofErr w:type="gramStart"/>
-      <w:r>
-        <w:rPr>
-          <w:rFonts w:ascii="Times New Roman" w:hAnsi="Times New Roman"/>
-        </w:rPr>
-        <w:t>表示按列拼接</w:t>
-      </w:r>
-      <w:proofErr w:type="gramEnd"/>
-      <w:r>
-        <w:rPr>
-          <w:rFonts w:ascii="Times New Roman" w:hAnsi="Times New Roman"/>
-        </w:rPr>
-        <w:t>张量，</w:t>
+      <w:r>
+        <w:rPr>
+          <w:rFonts w:ascii="Times New Roman" w:hAnsi="Times New Roman"/>
+        </w:rPr>
+        <w:t>表示按列拼接张量，</w:t>
       </w:r>
       <m:oMath>
         <m:r>
@@ -30700,21 +30085,7 @@
         <w:rPr>
           <w:rFonts w:ascii="Times New Roman" w:hAnsi="Times New Roman" w:hint="eastAsia"/>
         </w:rPr>
-        <w:t>表示哈达</w:t>
-      </w:r>
-      <w:proofErr w:type="gramStart"/>
-      <w:r>
-        <w:rPr>
-          <w:rFonts w:ascii="Times New Roman" w:hAnsi="Times New Roman" w:hint="eastAsia"/>
-        </w:rPr>
-        <w:t>玛</w:t>
-      </w:r>
-      <w:proofErr w:type="gramEnd"/>
-      <w:r>
-        <w:rPr>
-          <w:rFonts w:ascii="Times New Roman" w:hAnsi="Times New Roman" w:hint="eastAsia"/>
-        </w:rPr>
-        <w:t>积，即逐元素相乘</w:t>
+        <w:t>表示哈达玛积，即逐元素相乘</w:t>
       </w:r>
       <w:r>
         <w:rPr>
@@ -30788,21 +30159,7 @@
         <w:rPr>
           <w:rFonts w:ascii="Times New Roman" w:hAnsi="Times New Roman"/>
         </w:rPr>
-        <w:t>低</w:t>
-      </w:r>
-      <w:proofErr w:type="gramStart"/>
-      <w:r>
-        <w:rPr>
-          <w:rFonts w:ascii="Times New Roman" w:hAnsi="Times New Roman"/>
-        </w:rPr>
-        <w:t>秩</w:t>
-      </w:r>
-      <w:proofErr w:type="gramEnd"/>
-      <w:r>
-        <w:rPr>
-          <w:rFonts w:ascii="Times New Roman" w:hAnsi="Times New Roman"/>
-        </w:rPr>
-        <w:t>双线性交互设计，在降低计算复杂度的同时保持表达能力，</w:t>
+        <w:t>低秩双线性交互设计，在降低计算复杂度的同时保持表达能力，</w:t>
       </w:r>
       <w:r>
         <w:rPr>
@@ -30822,21 +30179,7 @@
         <w:rPr>
           <w:rFonts w:ascii="Times New Roman" w:hAnsi="Times New Roman" w:hint="eastAsia"/>
         </w:rPr>
-        <w:t>，低</w:t>
-      </w:r>
-      <w:proofErr w:type="gramStart"/>
-      <w:r>
-        <w:rPr>
-          <w:rFonts w:ascii="Times New Roman" w:hAnsi="Times New Roman" w:hint="eastAsia"/>
-        </w:rPr>
-        <w:t>秩</w:t>
-      </w:r>
-      <w:proofErr w:type="gramEnd"/>
-      <w:r>
-        <w:rPr>
-          <w:rFonts w:ascii="Times New Roman" w:hAnsi="Times New Roman" w:hint="eastAsia"/>
-        </w:rPr>
-        <w:t>子空间的维度为</w:t>
+        <w:t>，低秩子空间的维度为</w:t>
       </w:r>
       <m:oMath>
         <m:r>
@@ -30850,16 +30193,8 @@
         <w:rPr>
           <w:rFonts w:ascii="Times New Roman" w:hAnsi="Times New Roman" w:hint="eastAsia"/>
         </w:rPr>
-        <w:t>，</w:t>
-      </w:r>
-      <w:proofErr w:type="gramStart"/>
-      <w:r>
-        <w:rPr>
-          <w:rFonts w:ascii="Times New Roman" w:hAnsi="Times New Roman" w:hint="eastAsia"/>
-        </w:rPr>
-        <w:t>此处令</w:t>
-      </w:r>
-      <w:proofErr w:type="gramEnd"/>
+        <w:t>，此处令</w:t>
+      </w:r>
       <m:oMath>
         <m:sSubSup>
           <m:sSubSupPr>
@@ -31633,21 +30968,7 @@
         <w:rPr>
           <w:rFonts w:ascii="Times New Roman" w:hAnsi="Times New Roman" w:hint="eastAsia"/>
         </w:rPr>
-        <w:t>为可学习的低</w:t>
-      </w:r>
-      <w:proofErr w:type="gramStart"/>
-      <w:r>
-        <w:rPr>
-          <w:rFonts w:ascii="Times New Roman" w:hAnsi="Times New Roman" w:hint="eastAsia"/>
-        </w:rPr>
-        <w:t>秩</w:t>
-      </w:r>
-      <w:proofErr w:type="gramEnd"/>
-      <w:r>
-        <w:rPr>
-          <w:rFonts w:ascii="Times New Roman" w:hAnsi="Times New Roman" w:hint="eastAsia"/>
-        </w:rPr>
-        <w:t>投影矩阵</w:t>
+        <w:t>为可学习的低秩投影矩阵</w:t>
       </w:r>
       <w:r>
         <w:rPr>
@@ -31815,21 +31136,7 @@
         <w:rPr>
           <w:rFonts w:ascii="Times New Roman" w:hAnsi="Times New Roman" w:hint="eastAsia"/>
         </w:rPr>
-        <w:t>多头低</w:t>
-      </w:r>
-      <w:proofErr w:type="gramStart"/>
-      <w:r>
-        <w:rPr>
-          <w:rFonts w:ascii="Times New Roman" w:hAnsi="Times New Roman" w:hint="eastAsia"/>
-        </w:rPr>
-        <w:t>秩</w:t>
-      </w:r>
-      <w:proofErr w:type="gramEnd"/>
-      <w:r>
-        <w:rPr>
-          <w:rFonts w:ascii="Times New Roman" w:hAnsi="Times New Roman" w:hint="eastAsia"/>
-        </w:rPr>
-        <w:t>双线性投影结果</w:t>
+        <w:t>多头低秩双线性投影结果</w:t>
       </w:r>
       <w:r>
         <w:rPr>
@@ -31849,21 +31156,7 @@
         <w:rPr>
           <w:rFonts w:ascii="Times New Roman" w:hAnsi="Times New Roman" w:hint="eastAsia"/>
         </w:rPr>
-        <w:t>表示哈达</w:t>
-      </w:r>
-      <w:proofErr w:type="gramStart"/>
-      <w:r>
-        <w:rPr>
-          <w:rFonts w:ascii="Times New Roman" w:hAnsi="Times New Roman" w:hint="eastAsia"/>
-        </w:rPr>
-        <w:t>玛</w:t>
-      </w:r>
-      <w:proofErr w:type="gramEnd"/>
-      <w:r>
-        <w:rPr>
-          <w:rFonts w:ascii="Times New Roman" w:hAnsi="Times New Roman" w:hint="eastAsia"/>
-        </w:rPr>
-        <w:t>积，即逐元素相乘，</w:t>
+        <w:t>表示哈达玛积，即逐元素相乘，</w:t>
       </w:r>
       <m:oMath>
         <m:r>
@@ -32037,19 +31330,11 @@
           <m:t>n</m:t>
         </m:r>
       </m:oMath>
-      <w:proofErr w:type="gramStart"/>
-      <w:r>
-        <w:rPr>
-          <w:rFonts w:ascii="Times New Roman" w:hAnsi="Times New Roman" w:hint="eastAsia"/>
-        </w:rPr>
-        <w:t>个</w:t>
-      </w:r>
-      <w:proofErr w:type="gramEnd"/>
-      <w:r>
-        <w:rPr>
-          <w:rFonts w:ascii="Times New Roman" w:hAnsi="Times New Roman" w:hint="eastAsia"/>
-        </w:rPr>
-        <w:t>节点</w:t>
+      <w:r>
+        <w:rPr>
+          <w:rFonts w:ascii="Times New Roman" w:hAnsi="Times New Roman" w:hint="eastAsia"/>
+        </w:rPr>
+        <w:t>个节点</w:t>
       </w:r>
       <w:r>
         <w:rPr>
@@ -32082,33 +31367,11 @@
           <m:t>t</m:t>
         </m:r>
       </m:oMath>
-      <w:proofErr w:type="gramStart"/>
-      <w:r>
-        <w:rPr>
-          <w:rFonts w:ascii="Times New Roman" w:hAnsi="Times New Roman" w:hint="eastAsia"/>
-        </w:rPr>
-        <w:t>个</w:t>
-      </w:r>
-      <w:proofErr w:type="gramEnd"/>
-      <w:r>
-        <w:rPr>
-          <w:rFonts w:ascii="Times New Roman" w:hAnsi="Times New Roman" w:hint="eastAsia"/>
-        </w:rPr>
-        <w:t>低</w:t>
-      </w:r>
-      <w:proofErr w:type="gramStart"/>
-      <w:r>
-        <w:rPr>
-          <w:rFonts w:ascii="Times New Roman" w:hAnsi="Times New Roman" w:hint="eastAsia"/>
-        </w:rPr>
-        <w:t>秩</w:t>
-      </w:r>
-      <w:proofErr w:type="gramEnd"/>
-      <w:r>
-        <w:rPr>
-          <w:rFonts w:ascii="Times New Roman" w:hAnsi="Times New Roman" w:hint="eastAsia"/>
-        </w:rPr>
-        <w:t>维度下的投影结果；</w:t>
+      <w:r>
+        <w:rPr>
+          <w:rFonts w:ascii="Times New Roman" w:hAnsi="Times New Roman" w:hint="eastAsia"/>
+        </w:rPr>
+        <w:t>个低秩维度下的投影结果；</w:t>
       </w:r>
       <m:oMath>
         <m:sSubSup>
@@ -32194,16 +31457,8 @@
         <w:rPr>
           <w:rFonts w:ascii="Times New Roman" w:hAnsi="Times New Roman" w:hint="eastAsia"/>
         </w:rPr>
-        <w:t>分别表示判别特征和邻居聚合</w:t>
-      </w:r>
-      <w:proofErr w:type="gramStart"/>
-      <w:r>
-        <w:rPr>
-          <w:rFonts w:ascii="Times New Roman" w:hAnsi="Times New Roman" w:hint="eastAsia"/>
-        </w:rPr>
-        <w:t>特征第</w:t>
-      </w:r>
-      <w:proofErr w:type="gramEnd"/>
+        <w:t>分别表示判别特征和邻居聚合特征第</w:t>
+      </w:r>
       <m:oMath>
         <m:r>
           <w:rPr>
@@ -32212,19 +31467,11 @@
           <m:t>n</m:t>
         </m:r>
       </m:oMath>
-      <w:proofErr w:type="gramStart"/>
-      <w:r>
-        <w:rPr>
-          <w:rFonts w:ascii="Times New Roman" w:hAnsi="Times New Roman" w:hint="eastAsia"/>
-        </w:rPr>
-        <w:t>个</w:t>
-      </w:r>
-      <w:proofErr w:type="gramEnd"/>
-      <w:r>
-        <w:rPr>
-          <w:rFonts w:ascii="Times New Roman" w:hAnsi="Times New Roman" w:hint="eastAsia"/>
-        </w:rPr>
-        <w:t>节点的第</w:t>
+      <w:r>
+        <w:rPr>
+          <w:rFonts w:ascii="Times New Roman" w:hAnsi="Times New Roman" w:hint="eastAsia"/>
+        </w:rPr>
+        <w:t>个节点的第</w:t>
       </w:r>
       <m:oMath>
         <m:r>
@@ -32234,33 +31481,11 @@
           <m:t>j</m:t>
         </m:r>
       </m:oMath>
-      <w:proofErr w:type="gramStart"/>
-      <w:r>
-        <w:rPr>
-          <w:rFonts w:ascii="Times New Roman" w:hAnsi="Times New Roman" w:hint="eastAsia"/>
-        </w:rPr>
-        <w:t>个</w:t>
-      </w:r>
-      <w:proofErr w:type="gramEnd"/>
-      <w:r>
-        <w:rPr>
-          <w:rFonts w:ascii="Times New Roman" w:hAnsi="Times New Roman" w:hint="eastAsia"/>
-        </w:rPr>
-        <w:t>维</w:t>
-      </w:r>
-      <w:proofErr w:type="gramStart"/>
-      <w:r>
-        <w:rPr>
-          <w:rFonts w:ascii="Times New Roman" w:hAnsi="Times New Roman" w:hint="eastAsia"/>
-        </w:rPr>
-        <w:t>度特征</w:t>
-      </w:r>
-      <w:proofErr w:type="gramEnd"/>
-      <w:r>
-        <w:rPr>
-          <w:rFonts w:ascii="Times New Roman" w:hAnsi="Times New Roman" w:hint="eastAsia"/>
-        </w:rPr>
-        <w:t>的值；</w:t>
+      <w:r>
+        <w:rPr>
+          <w:rFonts w:ascii="Times New Roman" w:hAnsi="Times New Roman" w:hint="eastAsia"/>
+        </w:rPr>
+        <w:t>个维度特征的值；</w:t>
       </w:r>
       <m:oMath>
         <m:sSup>
@@ -32357,21 +31582,7 @@
         <w:rPr>
           <w:rFonts w:ascii="Times New Roman" w:hAnsi="Times New Roman" w:hint="eastAsia"/>
         </w:rPr>
-        <w:t>低</w:t>
-      </w:r>
-      <w:proofErr w:type="gramStart"/>
-      <w:r>
-        <w:rPr>
-          <w:rFonts w:ascii="Times New Roman" w:hAnsi="Times New Roman" w:hint="eastAsia"/>
-        </w:rPr>
-        <w:t>秩</w:t>
-      </w:r>
-      <w:proofErr w:type="gramEnd"/>
-      <w:r>
-        <w:rPr>
-          <w:rFonts w:ascii="Times New Roman" w:hAnsi="Times New Roman" w:hint="eastAsia"/>
-        </w:rPr>
-        <w:t>投影</w:t>
+        <w:t>低秩投影</w:t>
       </w:r>
       <w:r>
         <w:rPr>
@@ -32426,39 +31637,23 @@
           <m:t>j</m:t>
         </m:r>
       </m:oMath>
-      <w:proofErr w:type="gramStart"/>
       <w:r>
         <w:rPr>
           <w:rFonts w:ascii="Times New Roman" w:hAnsi="Times New Roman" w:hint="eastAsia"/>
         </w:rPr>
         <w:t>个</w:t>
       </w:r>
-      <w:proofErr w:type="gramEnd"/>
-      <w:r>
-        <w:rPr>
-          <w:rFonts w:ascii="Times New Roman" w:hAnsi="Times New Roman" w:hint="eastAsia"/>
-        </w:rPr>
-        <w:t>维</w:t>
-      </w:r>
-      <w:proofErr w:type="gramStart"/>
-      <w:r>
-        <w:rPr>
-          <w:rFonts w:ascii="Times New Roman" w:hAnsi="Times New Roman" w:hint="eastAsia"/>
-        </w:rPr>
-        <w:t>度</w:t>
-      </w:r>
-      <w:r>
-        <w:rPr>
-          <w:rFonts w:ascii="Times New Roman" w:hAnsi="Times New Roman" w:hint="eastAsia"/>
-        </w:rPr>
-        <w:t>特征到</w:t>
-      </w:r>
-      <w:proofErr w:type="gramEnd"/>
-      <w:r>
-        <w:rPr>
-          <w:rFonts w:ascii="Times New Roman" w:hAnsi="Times New Roman" w:hint="eastAsia"/>
-        </w:rPr>
-        <w:t>第</w:t>
+      <w:r>
+        <w:rPr>
+          <w:rFonts w:ascii="Times New Roman" w:hAnsi="Times New Roman" w:hint="eastAsia"/>
+        </w:rPr>
+        <w:t>维度</w:t>
+      </w:r>
+      <w:r>
+        <w:rPr>
+          <w:rFonts w:ascii="Times New Roman" w:hAnsi="Times New Roman" w:hint="eastAsia"/>
+        </w:rPr>
+        <w:t>特征到第</w:t>
       </w:r>
       <m:oMath>
         <m:r>
@@ -32468,33 +31663,17 @@
           <m:t>t</m:t>
         </m:r>
       </m:oMath>
-      <w:proofErr w:type="gramStart"/>
       <w:r>
         <w:rPr>
           <w:rFonts w:ascii="Times New Roman" w:hAnsi="Times New Roman" w:hint="eastAsia"/>
         </w:rPr>
         <w:t>个</w:t>
       </w:r>
-      <w:proofErr w:type="gramEnd"/>
-      <w:r>
-        <w:rPr>
-          <w:rFonts w:ascii="Times New Roman" w:hAnsi="Times New Roman" w:hint="eastAsia"/>
-        </w:rPr>
-        <w:t>低</w:t>
-      </w:r>
-      <w:proofErr w:type="gramStart"/>
-      <w:r>
-        <w:rPr>
-          <w:rFonts w:ascii="Times New Roman" w:hAnsi="Times New Roman" w:hint="eastAsia"/>
-        </w:rPr>
-        <w:t>秩</w:t>
-      </w:r>
-      <w:proofErr w:type="gramEnd"/>
-      <w:r>
-        <w:rPr>
-          <w:rFonts w:ascii="Times New Roman" w:hAnsi="Times New Roman" w:hint="eastAsia"/>
-        </w:rPr>
-        <w:t>维度的权重。</w:t>
+      <w:r>
+        <w:rPr>
+          <w:rFonts w:ascii="Times New Roman" w:hAnsi="Times New Roman" w:hint="eastAsia"/>
+        </w:rPr>
+        <w:t>低秩维度的权重。</w:t>
       </w:r>
     </w:p>
     <w:p>
@@ -33604,19 +32783,11 @@
           <m:t>||</m:t>
         </m:r>
       </m:oMath>
-      <w:proofErr w:type="gramStart"/>
-      <w:r>
-        <w:rPr>
-          <w:rFonts w:ascii="Times New Roman" w:hAnsi="Times New Roman"/>
-        </w:rPr>
-        <w:t>表示按列拼接</w:t>
-      </w:r>
-      <w:proofErr w:type="gramEnd"/>
-      <w:r>
-        <w:rPr>
-          <w:rFonts w:ascii="Times New Roman" w:hAnsi="Times New Roman"/>
-        </w:rPr>
-        <w:t>张量，</w:t>
+      <w:r>
+        <w:rPr>
+          <w:rFonts w:ascii="Times New Roman" w:hAnsi="Times New Roman"/>
+        </w:rPr>
+        <w:t>表示按列拼接张量，</w:t>
       </w:r>
       <m:oMath>
         <m:r>
@@ -33786,21 +32957,7 @@
         <w:rPr>
           <w:rFonts w:ascii="Times New Roman" w:hAnsi="Times New Roman" w:hint="eastAsia"/>
         </w:rPr>
-        <w:t>表示哈达</w:t>
-      </w:r>
-      <w:proofErr w:type="gramStart"/>
-      <w:r>
-        <w:rPr>
-          <w:rFonts w:ascii="Times New Roman" w:hAnsi="Times New Roman" w:hint="eastAsia"/>
-        </w:rPr>
-        <w:t>玛</w:t>
-      </w:r>
-      <w:proofErr w:type="gramEnd"/>
-      <w:r>
-        <w:rPr>
-          <w:rFonts w:ascii="Times New Roman" w:hAnsi="Times New Roman" w:hint="eastAsia"/>
-        </w:rPr>
-        <w:t>积，即逐元素相乘</w:t>
+        <w:t>表示哈达玛积，即逐元素相乘</w:t>
       </w:r>
       <w:r>
         <w:rPr>
@@ -34753,19 +33910,11 @@
           <m:t>||</m:t>
         </m:r>
       </m:oMath>
-      <w:proofErr w:type="gramStart"/>
-      <w:r>
-        <w:rPr>
-          <w:rFonts w:ascii="Times New Roman" w:hAnsi="Times New Roman"/>
-        </w:rPr>
-        <w:t>表示按列拼接</w:t>
-      </w:r>
-      <w:proofErr w:type="gramEnd"/>
-      <w:r>
-        <w:rPr>
-          <w:rFonts w:ascii="Times New Roman" w:hAnsi="Times New Roman"/>
-        </w:rPr>
-        <w:t>张量</w:t>
+      <w:r>
+        <w:rPr>
+          <w:rFonts w:ascii="Times New Roman" w:hAnsi="Times New Roman"/>
+        </w:rPr>
+        <w:t>表示按列拼接张量</w:t>
       </w:r>
       <w:r>
         <w:rPr>
@@ -35218,21 +34367,7 @@
         <w:rPr>
           <w:rFonts w:ascii="Times New Roman" w:hAnsi="Times New Roman" w:hint="eastAsia"/>
         </w:rPr>
-        <w:t>表示哈达</w:t>
-      </w:r>
-      <w:proofErr w:type="gramStart"/>
-      <w:r>
-        <w:rPr>
-          <w:rFonts w:ascii="Times New Roman" w:hAnsi="Times New Roman" w:hint="eastAsia"/>
-        </w:rPr>
-        <w:t>玛</w:t>
-      </w:r>
-      <w:proofErr w:type="gramEnd"/>
-      <w:r>
-        <w:rPr>
-          <w:rFonts w:ascii="Times New Roman" w:hAnsi="Times New Roman" w:hint="eastAsia"/>
-        </w:rPr>
-        <w:t>积，即逐元素相乘；</w:t>
+        <w:t>表示哈达玛积，即逐元素相乘；</w:t>
       </w:r>
       <m:oMath>
         <m:r>
@@ -36890,19 +36025,11 @@
           <m:t>||</m:t>
         </m:r>
       </m:oMath>
-      <w:proofErr w:type="gramStart"/>
-      <w:r>
-        <w:rPr>
-          <w:rFonts w:ascii="Times New Roman" w:hAnsi="Times New Roman"/>
-        </w:rPr>
-        <w:t>表示按列拼接</w:t>
-      </w:r>
-      <w:proofErr w:type="gramEnd"/>
-      <w:r>
-        <w:rPr>
-          <w:rFonts w:ascii="Times New Roman" w:hAnsi="Times New Roman"/>
-        </w:rPr>
-        <w:t>张量</w:t>
+      <w:r>
+        <w:rPr>
+          <w:rFonts w:ascii="Times New Roman" w:hAnsi="Times New Roman"/>
+        </w:rPr>
+        <w:t>表示按列拼接张量</w:t>
       </w:r>
       <w:r>
         <w:rPr>
@@ -36957,27 +36084,13 @@
         <w:rPr>
           <w:rFonts w:ascii="Times New Roman" w:hAnsi="Times New Roman" w:hint="eastAsia"/>
         </w:rPr>
-        <w:t>，从</w:t>
-      </w:r>
-      <w:proofErr w:type="gramStart"/>
-      <w:r>
-        <w:rPr>
-          <w:rFonts w:ascii="Times New Roman" w:hAnsi="Times New Roman" w:hint="eastAsia"/>
-        </w:rPr>
-        <w:t>异构图</w:t>
-      </w:r>
-      <w:r>
-        <w:rPr>
-          <w:rFonts w:ascii="Times New Roman" w:hAnsi="Times New Roman" w:hint="eastAsia"/>
-        </w:rPr>
-        <w:t>训练</w:t>
-      </w:r>
-      <w:proofErr w:type="gramEnd"/>
-      <w:r>
-        <w:rPr>
-          <w:rFonts w:ascii="Times New Roman" w:hAnsi="Times New Roman" w:hint="eastAsia"/>
-        </w:rPr>
-        <w:t>集子图</w:t>
+        <w:t>，从异构图</w:t>
+      </w:r>
+      <w:r>
+        <w:rPr>
+          <w:rFonts w:ascii="Times New Roman" w:hAnsi="Times New Roman" w:hint="eastAsia"/>
+        </w:rPr>
+        <w:t>训练集子图</w:t>
       </w:r>
       <w:r>
         <w:rPr>
@@ -37158,19 +36271,11 @@
         </w:rPr>
         <w:t>中训练集子</w:t>
       </w:r>
-      <w:proofErr w:type="gramStart"/>
-      <w:r>
-        <w:rPr>
-          <w:rFonts w:ascii="Times New Roman" w:hAnsi="Times New Roman" w:hint="eastAsia"/>
-        </w:rPr>
-        <w:t>图所有边</w:t>
-      </w:r>
-      <w:proofErr w:type="gramEnd"/>
-      <w:r>
-        <w:rPr>
-          <w:rFonts w:ascii="Times New Roman" w:hAnsi="Times New Roman" w:hint="eastAsia"/>
-        </w:rPr>
-        <w:t>的数量）</w:t>
+      <w:r>
+        <w:rPr>
+          <w:rFonts w:ascii="Times New Roman" w:hAnsi="Times New Roman" w:hint="eastAsia"/>
+        </w:rPr>
+        <w:t>图所有边的数量）</w:t>
       </w:r>
       <w:r>
         <w:rPr>
@@ -37312,21 +36417,12 @@
           <m:t>i</m:t>
         </m:r>
       </m:oMath>
-      <w:proofErr w:type="gramStart"/>
       <w:r>
         <w:rPr>
           <w:rFonts w:ascii="Times New Roman" w:hAnsi="Times New Roman" w:hint="eastAsia"/>
           <w:iCs/>
         </w:rPr>
-        <w:t>个</w:t>
-      </w:r>
-      <w:proofErr w:type="gramEnd"/>
-      <w:r>
-        <w:rPr>
-          <w:rFonts w:ascii="Times New Roman" w:hAnsi="Times New Roman" w:hint="eastAsia"/>
-          <w:iCs/>
-        </w:rPr>
-        <w:t>元素</w:t>
+        <w:t>个元素</w:t>
       </w:r>
       <w:r>
         <w:rPr>
@@ -37378,45 +36474,27 @@
           <m:t>i</m:t>
         </m:r>
       </m:oMath>
-      <w:proofErr w:type="gramStart"/>
       <w:r>
         <w:rPr>
           <w:rFonts w:ascii="Times New Roman" w:hAnsi="Times New Roman" w:hint="eastAsia"/>
           <w:iCs/>
         </w:rPr>
-        <w:t>个</w:t>
-      </w:r>
-      <w:proofErr w:type="gramEnd"/>
+        <w:t>个元素的节点之间是存在边的。故由步骤</w:t>
+      </w:r>
       <w:r>
         <w:rPr>
           <w:rFonts w:ascii="Times New Roman" w:hAnsi="Times New Roman" w:hint="eastAsia"/>
           <w:iCs/>
         </w:rPr>
-        <w:t>元素的节点之间是存在边的。故由步骤</w:t>
+        <w:t>1</w:t>
       </w:r>
       <w:r>
         <w:rPr>
           <w:rFonts w:ascii="Times New Roman" w:hAnsi="Times New Roman" w:hint="eastAsia"/>
           <w:iCs/>
         </w:rPr>
-        <w:t>1</w:t>
-      </w:r>
-      <w:r>
-        <w:rPr>
-          <w:rFonts w:ascii="Times New Roman" w:hAnsi="Times New Roman" w:hint="eastAsia"/>
-          <w:iCs/>
-        </w:rPr>
-        <w:t>中训练</w:t>
-      </w:r>
-      <w:proofErr w:type="gramStart"/>
-      <w:r>
-        <w:rPr>
-          <w:rFonts w:ascii="Times New Roman" w:hAnsi="Times New Roman" w:hint="eastAsia"/>
-          <w:iCs/>
-        </w:rPr>
-        <w:t>集子图含</w:t>
-      </w:r>
-      <w:proofErr w:type="gramEnd"/>
+        <w:t>中训练集子图含</w:t>
+      </w:r>
       <m:oMath>
         <m:r>
           <m:t>E=</m:t>
@@ -38056,19 +37134,11 @@
           <m:t>||</m:t>
         </m:r>
       </m:oMath>
-      <w:proofErr w:type="gramStart"/>
-      <w:r>
-        <w:rPr>
-          <w:rFonts w:ascii="Times New Roman" w:hAnsi="Times New Roman"/>
-        </w:rPr>
-        <w:t>表示按列拼接</w:t>
-      </w:r>
-      <w:proofErr w:type="gramEnd"/>
-      <w:r>
-        <w:rPr>
-          <w:rFonts w:ascii="Times New Roman" w:hAnsi="Times New Roman"/>
-        </w:rPr>
-        <w:t>张量，</w:t>
+      <w:r>
+        <w:rPr>
+          <w:rFonts w:ascii="Times New Roman" w:hAnsi="Times New Roman"/>
+        </w:rPr>
+        <w:t>表示按列拼接张量，</w:t>
       </w:r>
       <m:oMath>
         <m:r>
@@ -38215,21 +37285,7 @@
         <w:rPr>
           <w:rFonts w:ascii="Times New Roman" w:hAnsi="Times New Roman"/>
         </w:rPr>
-        <w:t>、通过引入二元交叉</w:t>
-      </w:r>
-      <w:proofErr w:type="gramStart"/>
-      <w:r>
-        <w:rPr>
-          <w:rFonts w:ascii="Times New Roman" w:hAnsi="Times New Roman"/>
-        </w:rPr>
-        <w:t>熵</w:t>
-      </w:r>
-      <w:proofErr w:type="gramEnd"/>
-      <w:r>
-        <w:rPr>
-          <w:rFonts w:ascii="Times New Roman" w:hAnsi="Times New Roman"/>
-        </w:rPr>
-        <w:t>损失函数并引入</w:t>
+        <w:t>、通过引入二元交叉熵损失函数并引入</w:t>
       </w:r>
       <w:r>
         <w:rPr>
@@ -38237,19 +37293,11 @@
         </w:rPr>
         <w:t>L2</w:t>
       </w:r>
-      <w:proofErr w:type="gramStart"/>
-      <w:r>
-        <w:rPr>
-          <w:rFonts w:ascii="Times New Roman" w:hAnsi="Times New Roman"/>
-        </w:rPr>
-        <w:t>正则化项来</w:t>
-      </w:r>
-      <w:proofErr w:type="gramEnd"/>
-      <w:r>
-        <w:rPr>
-          <w:rFonts w:ascii="Times New Roman" w:hAnsi="Times New Roman"/>
-        </w:rPr>
-        <w:t>训练</w:t>
+      <w:r>
+        <w:rPr>
+          <w:rFonts w:ascii="Times New Roman" w:hAnsi="Times New Roman"/>
+        </w:rPr>
+        <w:t>正则化项来训练</w:t>
       </w:r>
       <m:oMath>
         <m:r>
@@ -38285,21 +37333,7 @@
         <w:rPr>
           <w:rFonts w:ascii="Times New Roman" w:hAnsi="Times New Roman"/>
         </w:rPr>
-        <w:t>引入二元交叉</w:t>
-      </w:r>
-      <w:proofErr w:type="gramStart"/>
-      <w:r>
-        <w:rPr>
-          <w:rFonts w:ascii="Times New Roman" w:hAnsi="Times New Roman"/>
-        </w:rPr>
-        <w:t>熵</w:t>
-      </w:r>
-      <w:proofErr w:type="gramEnd"/>
-      <w:r>
-        <w:rPr>
-          <w:rFonts w:ascii="Times New Roman" w:hAnsi="Times New Roman"/>
-        </w:rPr>
-        <w:t>损失函数和</w:t>
+        <w:t>引入二元交叉熵损失函数和</w:t>
       </w:r>
       <w:r>
         <w:rPr>
@@ -38808,21 +37842,7 @@
         <w:rPr>
           <w:rFonts w:ascii="Times New Roman" w:hAnsi="Times New Roman" w:hint="eastAsia"/>
         </w:rPr>
-        <w:t>，</w:t>
-      </w:r>
-      <w:proofErr w:type="gramStart"/>
-      <w:r>
-        <w:rPr>
-          <w:rFonts w:ascii="Times New Roman" w:hAnsi="Times New Roman" w:hint="eastAsia"/>
-        </w:rPr>
-        <w:t>负边标签</w:t>
-      </w:r>
-      <w:proofErr w:type="gramEnd"/>
-      <w:r>
-        <w:rPr>
-          <w:rFonts w:ascii="Times New Roman" w:hAnsi="Times New Roman" w:hint="eastAsia"/>
-        </w:rPr>
-        <w:t>为</w:t>
+        <w:t>，负边标签为</w:t>
       </w:r>
       <w:r>
         <w:rPr>
@@ -38914,19 +37934,11 @@
           <m:t>i</m:t>
         </m:r>
       </m:oMath>
-      <w:proofErr w:type="gramStart"/>
-      <w:r>
-        <w:rPr>
-          <w:rFonts w:ascii="Times New Roman" w:hAnsi="Times New Roman"/>
-        </w:rPr>
-        <w:t>个</w:t>
-      </w:r>
-      <w:proofErr w:type="gramEnd"/>
-      <w:r>
-        <w:rPr>
-          <w:rFonts w:ascii="Times New Roman" w:hAnsi="Times New Roman"/>
-        </w:rPr>
-        <w:t>具体的参数；</w:t>
+      <w:r>
+        <w:rPr>
+          <w:rFonts w:ascii="Times New Roman" w:hAnsi="Times New Roman"/>
+        </w:rPr>
+        <w:t>个具体的参数；</w:t>
       </w:r>
       <m:oMath>
         <m:r>
@@ -39114,21 +38126,7 @@
         <w:rPr>
           <w:rFonts w:hint="eastAsia"/>
         </w:rPr>
-        <w:t>曲线反映了真正</w:t>
-      </w:r>
-      <w:proofErr w:type="gramStart"/>
-      <w:r>
-        <w:rPr>
-          <w:rFonts w:hint="eastAsia"/>
-        </w:rPr>
-        <w:t>例率与假正例率</w:t>
-      </w:r>
-      <w:proofErr w:type="gramEnd"/>
-      <w:r>
-        <w:rPr>
-          <w:rFonts w:hint="eastAsia"/>
-        </w:rPr>
-        <w:t>之间的关系。</w:t>
+        <w:t>曲线反映了真正例率与假正例率之间的关系。</w:t>
       </w:r>
       <w:r>
         <w:rPr>
@@ -39635,33 +38633,11 @@
           <m:t>FP</m:t>
         </m:r>
       </m:oMath>
-      <w:proofErr w:type="gramStart"/>
-      <w:r>
-        <w:rPr>
-          <w:rFonts w:ascii="Times New Roman" w:hAnsi="Times New Roman" w:hint="eastAsia"/>
-        </w:rPr>
-        <w:t>表示假正例</w:t>
-      </w:r>
-      <w:proofErr w:type="gramEnd"/>
-      <w:r>
-        <w:rPr>
-          <w:rFonts w:ascii="Times New Roman" w:hAnsi="Times New Roman" w:hint="eastAsia"/>
-        </w:rPr>
-        <w:t>（预测</w:t>
-      </w:r>
-      <w:proofErr w:type="gramStart"/>
-      <w:r>
-        <w:rPr>
-          <w:rFonts w:ascii="Times New Roman" w:hAnsi="Times New Roman" w:hint="eastAsia"/>
-        </w:rPr>
-        <w:t>为正但实际</w:t>
-      </w:r>
-      <w:proofErr w:type="gramEnd"/>
-      <w:r>
-        <w:rPr>
-          <w:rFonts w:ascii="Times New Roman" w:hAnsi="Times New Roman" w:hint="eastAsia"/>
-        </w:rPr>
-        <w:t>为负），</w:t>
+      <w:r>
+        <w:rPr>
+          <w:rFonts w:ascii="Times New Roman" w:hAnsi="Times New Roman" w:hint="eastAsia"/>
+        </w:rPr>
+        <w:t>表示假正例（预测为正但实际为负），</w:t>
       </w:r>
       <m:oMath>
         <m:r>
@@ -43912,6 +42888,7 @@
     <w:p>
       <w:pPr>
         <w:ind w:firstLineChars="0" w:firstLine="0"/>
+        <w:jc w:val="center"/>
         <w:rPr>
           <w:rFonts w:ascii="Times New Roman" w:hAnsi="Times New Roman"/>
         </w:rPr>
@@ -43922,10 +42899,10 @@
         </w:rPr>
         <w:lastRenderedPageBreak/>
         <w:drawing>
-          <wp:inline distT="0" distB="0" distL="0" distR="0" wp14:anchorId="622F31FF" wp14:editId="334D1960">
-            <wp:extent cx="5274310" cy="7436485"/>
+          <wp:inline distT="0" distB="0" distL="0" distR="0" wp14:anchorId="4884716E" wp14:editId="6F416B75">
+            <wp:extent cx="5274310" cy="7357110"/>
             <wp:effectExtent l="0" t="0" r="2540" b="0"/>
-            <wp:docPr id="3" name="图片 3"/>
+            <wp:docPr id="6" name="图片 6"/>
             <wp:cNvGraphicFramePr>
               <a:graphicFrameLocks xmlns:a="http://schemas.openxmlformats.org/drawingml/2006/main" noChangeAspect="1"/>
             </wp:cNvGraphicFramePr>
@@ -43933,13 +42910,13 @@
               <a:graphicData uri="http://schemas.openxmlformats.org/drawingml/2006/picture">
                 <pic:pic xmlns:pic="http://schemas.openxmlformats.org/drawingml/2006/picture">
                   <pic:nvPicPr>
-                    <pic:cNvPr id="0" name="Picture 8"/>
+                    <pic:cNvPr id="0" name="Picture 3"/>
                     <pic:cNvPicPr>
                       <a:picLocks noChangeAspect="1" noChangeArrowheads="1"/>
                     </pic:cNvPicPr>
                   </pic:nvPicPr>
                   <pic:blipFill>
-                    <a:blip r:embed="rId17">
+                    <a:blip r:embed="rId17" cstate="print">
                       <a:extLst>
                         <a:ext uri="{28A0092B-C50C-407E-A947-70E740481C1C}">
                           <a14:useLocalDpi xmlns:a14="http://schemas.microsoft.com/office/drawing/2010/main" val="0"/>
@@ -43954,7 +42931,7 @@
                   <pic:spPr bwMode="auto">
                     <a:xfrm>
                       <a:off x="0" y="0"/>
-                      <a:ext cx="5274310" cy="7436485"/>
+                      <a:ext cx="5274310" cy="7357110"/>
                     </a:xfrm>
                     <a:prstGeom prst="rect">
                       <a:avLst/>
@@ -44141,32 +43118,23 @@
           <w:rFonts w:ascii="Times New Roman" w:hAnsi="Times New Roman"/>
         </w:rPr>
       </w:pPr>
-    </w:p>
-    <w:p>
-      <w:pPr>
-        <w:ind w:firstLineChars="0" w:firstLine="0"/>
-        <w:jc w:val="center"/>
-        <w:rPr>
-          <w:rFonts w:ascii="Times New Roman" w:hAnsi="Times New Roman"/>
-        </w:rPr>
-      </w:pPr>
       <w:r>
         <w:rPr>
           <w:noProof/>
         </w:rPr>
         <w:drawing>
-          <wp:anchor distT="0" distB="0" distL="114300" distR="114300" simplePos="0" relativeHeight="251658240" behindDoc="0" locked="0" layoutInCell="1" allowOverlap="1" wp14:anchorId="06A0C65C" wp14:editId="6236EC48">
+          <wp:anchor distT="0" distB="0" distL="114300" distR="114300" simplePos="0" relativeHeight="251658240" behindDoc="0" locked="0" layoutInCell="1" allowOverlap="1" wp14:anchorId="1F03F7B9" wp14:editId="53A630AA">
             <wp:simplePos x="0" y="0"/>
             <wp:positionH relativeFrom="margin">
-              <wp:posOffset>-496570</wp:posOffset>
+              <wp:posOffset>-686435</wp:posOffset>
             </wp:positionH>
             <wp:positionV relativeFrom="paragraph">
-              <wp:posOffset>115570</wp:posOffset>
+              <wp:posOffset>269875</wp:posOffset>
             </wp:positionV>
-            <wp:extent cx="6210300" cy="3937635"/>
-            <wp:effectExtent l="0" t="0" r="0" b="5715"/>
+            <wp:extent cx="6542979" cy="4162425"/>
+            <wp:effectExtent l="0" t="0" r="0" b="0"/>
             <wp:wrapNone/>
-            <wp:docPr id="2" name="图片 2"/>
+            <wp:docPr id="5" name="图片 5"/>
             <wp:cNvGraphicFramePr>
               <a:graphicFrameLocks xmlns:a="http://schemas.openxmlformats.org/drawingml/2006/main" noChangeAspect="1"/>
             </wp:cNvGraphicFramePr>
@@ -44174,7 +43142,7 @@
               <a:graphicData uri="http://schemas.openxmlformats.org/drawingml/2006/picture">
                 <pic:pic xmlns:pic="http://schemas.openxmlformats.org/drawingml/2006/picture">
                   <pic:nvPicPr>
-                    <pic:cNvPr id="0" name="Picture 6"/>
+                    <pic:cNvPr id="0" name="Picture 1"/>
                     <pic:cNvPicPr>
                       <a:picLocks noChangeAspect="1" noChangeArrowheads="1"/>
                     </pic:cNvPicPr>
@@ -44195,7 +43163,7 @@
                   <pic:spPr bwMode="auto">
                     <a:xfrm>
                       <a:off x="0" y="0"/>
-                      <a:ext cx="6210300" cy="3937635"/>
+                      <a:ext cx="6542979" cy="4162425"/>
                     </a:xfrm>
                     <a:prstGeom prst="rect">
                       <a:avLst/>
@@ -44331,7 +43299,7 @@
         <w:ind w:firstLineChars="0" w:firstLine="0"/>
         <w:jc w:val="center"/>
         <w:rPr>
-          <w:rFonts w:ascii="Times New Roman" w:hAnsi="Times New Roman" w:hint="eastAsia"/>
+          <w:rFonts w:ascii="Times New Roman" w:hAnsi="Times New Roman"/>
         </w:rPr>
       </w:pPr>
     </w:p>
@@ -44343,36 +43311,45 @@
           <w:rFonts w:ascii="Times New Roman" w:hAnsi="Times New Roman"/>
         </w:rPr>
       </w:pPr>
-      <w:r>
-        <w:rPr>
-          <w:rFonts w:ascii="Times New Roman" w:hAnsi="Times New Roman" w:hint="eastAsia"/>
-        </w:rPr>
-        <w:t>图</w:t>
-      </w:r>
-      <w:r>
-        <w:rPr>
-          <w:rFonts w:ascii="Times New Roman" w:hAnsi="Times New Roman"/>
-        </w:rPr>
-        <w:t xml:space="preserve">3 </w:t>
-      </w:r>
-      <w:r>
-        <w:rPr>
-          <w:rFonts w:ascii="Times New Roman" w:hAnsi="Times New Roman" w:hint="eastAsia"/>
-        </w:rPr>
-        <w:t>NIAM</w:t>
-      </w:r>
-      <w:r>
-        <w:rPr>
-          <w:rFonts w:ascii="Times New Roman" w:hAnsi="Times New Roman" w:hint="eastAsia"/>
-        </w:rPr>
-        <w:t>示意图</w:t>
-      </w:r>
     </w:p>
     <w:p>
       <w:pPr>
         <w:ind w:firstLineChars="0" w:firstLine="0"/>
-        <w:rPr>
-          <w:rFonts w:ascii="Times New Roman" w:hAnsi="Times New Roman" w:hint="eastAsia"/>
+        <w:jc w:val="center"/>
+        <w:rPr>
+          <w:rFonts w:ascii="Times New Roman" w:hAnsi="Times New Roman"/>
+        </w:rPr>
+      </w:pPr>
+      <w:r>
+        <w:rPr>
+          <w:rFonts w:ascii="Times New Roman" w:hAnsi="Times New Roman" w:hint="eastAsia"/>
+        </w:rPr>
+        <w:t>图</w:t>
+      </w:r>
+      <w:r>
+        <w:rPr>
+          <w:rFonts w:ascii="Times New Roman" w:hAnsi="Times New Roman"/>
+        </w:rPr>
+        <w:t xml:space="preserve">3 </w:t>
+      </w:r>
+      <w:r>
+        <w:rPr>
+          <w:rFonts w:ascii="Times New Roman" w:hAnsi="Times New Roman" w:hint="eastAsia"/>
+        </w:rPr>
+        <w:t>NIAM</w:t>
+      </w:r>
+      <w:r>
+        <w:rPr>
+          <w:rFonts w:ascii="Times New Roman" w:hAnsi="Times New Roman" w:hint="eastAsia"/>
+        </w:rPr>
+        <w:t>示意图</w:t>
+      </w:r>
+    </w:p>
+    <w:p>
+      <w:pPr>
+        <w:ind w:firstLineChars="0" w:firstLine="0"/>
+        <w:rPr>
+          <w:rFonts w:ascii="Times New Roman" w:hAnsi="Times New Roman"/>
         </w:rPr>
       </w:pPr>
     </w:p>
@@ -44444,7 +43421,7 @@
         <w:ind w:firstLineChars="0" w:firstLine="0"/>
         <w:jc w:val="center"/>
         <w:rPr>
-          <w:rFonts w:ascii="Times New Roman" w:hAnsi="Times New Roman" w:hint="eastAsia"/>
+          <w:rFonts w:ascii="Times New Roman" w:hAnsi="Times New Roman"/>
         </w:rPr>
       </w:pPr>
       <w:r>
@@ -44497,6 +43474,7 @@
         <w:separator/>
       </w:r>
     </w:p>
+    <w:p/>
     <w:p/>
     <w:p/>
     <w:p/>
@@ -44581,6 +43559,7 @@
         <w:continuationSeparator/>
       </w:r>
     </w:p>
+    <w:p/>
     <w:p/>
     <w:p/>
     <w:p/>
@@ -44803,6 +43782,7 @@
     <w:p/>
     <w:p/>
     <w:p/>
+    <w:p/>
   </w:footnote>
   <w:footnote w:type="continuationSeparator" w:id="0">
     <w:p>
@@ -44810,6 +43790,7 @@
         <w:continuationSeparator/>
       </w:r>
     </w:p>
+    <w:p/>
     <w:p/>
     <w:p/>
     <w:p/>
